--- a/Assets/Learn/本地化系统使用说明.docx
+++ b/Assets/Learn/本地化系统使用说明.docx
@@ -860,7 +860,7 @@
                 <w:rFonts w:ascii="微软雅黑" w:hAnsi="微软雅黑" w:eastAsia="微软雅黑"/>
                 <w:sz w:val="19"/>
               </w:rPr>
-              <w:t>Resources/Localization/LocalizationConfig.asset</w:t>
+              <w:t>Data/Localization/LocalizationConfig.asset</w:t>
             </w:r>
           </w:p>
         </w:tc>
@@ -882,53 +882,7 @@
                 <w:rFonts w:ascii="微软雅黑" w:hAnsi="微软雅黑" w:eastAsia="微软雅黑"/>
                 <w:sz w:val="19"/>
               </w:rPr>
-              <w:t>实际的语言数据资产（运行时从这里读）</w:t>
-            </w:r>
-          </w:p>
-        </w:tc>
-      </w:tr>
-      <w:tr>
-        <w:tc>
-          <w:tcPr>
-            <w:tcW w:type="dxa" w:w="3456"/>
-          </w:tcPr>
-          <w:p>
-            <w:pPr>
-              <w:spacing w:before="20" w:after="20" w:line="240" w:lineRule="auto"/>
-            </w:pPr>
-            <w:r>
-              <w:rPr>
-                <w:sz w:val="19"/>
-              </w:rPr>
-            </w:r>
-            <w:r>
-              <w:rPr>
-                <w:rFonts w:ascii="微软雅黑" w:hAnsi="微软雅黑" w:eastAsia="微软雅黑"/>
-                <w:sz w:val="19"/>
-              </w:rPr>
-              <w:t>Resources/Localization/LocalizationConfig_Export.csv</w:t>
-            </w:r>
-          </w:p>
-        </w:tc>
-        <w:tc>
-          <w:tcPr>
-            <w:tcW w:type="dxa" w:w="5184"/>
-          </w:tcPr>
-          <w:p>
-            <w:pPr>
-              <w:spacing w:before="20" w:after="20" w:line="240" w:lineRule="auto"/>
-            </w:pPr>
-            <w:r>
-              <w:rPr>
-                <w:sz w:val="19"/>
-              </w:rPr>
-            </w:r>
-            <w:r>
-              <w:rPr>
-                <w:rFonts w:ascii="微软雅黑" w:hAnsi="微软雅黑" w:eastAsia="微软雅黑"/>
-                <w:sz w:val="19"/>
-              </w:rPr>
-              <w:t>上表的 CSV 导出副本，给策划／翻译用的交换格式</w:t>
+              <w:t>实际的语言数据资产。放在 Data 下而不是 Resources：它由 Inspector 引用，没有任何 Resources.Load 读它</w:t>
             </w:r>
           </w:p>
         </w:tc>
@@ -2842,7 +2796,7 @@
           <w:rFonts w:ascii="Consolas" w:hAnsi="Consolas" w:eastAsia="Consolas" w:cs="Consolas"/>
           <w:sz w:val="18"/>
         </w:rPr>
-        <w:t xml:space="preserve">    Initialize();      // (2) 再读存档 + 建缓存</w:t>
+        <w:t xml:space="preserve">    Initialize();      // (2) 再决定当前语言 + 建缓存</w:t>
       </w:r>
     </w:p>
     <w:p>
@@ -2884,7 +2838,7 @@
           <w:rFonts w:ascii="Consolas" w:hAnsi="Consolas" w:eastAsia="Consolas" w:cs="Consolas"/>
           <w:sz w:val="18"/>
         </w:rPr>
-        <w:t>// Initialize() 内部：</w:t>
+        <w:t>// Initialize() 内部：语言以 settings.json 为唯一权威</w:t>
       </w:r>
     </w:p>
     <w:p>
@@ -2898,7 +2852,7 @@
           <w:rFonts w:ascii="Consolas" w:hAnsi="Consolas" w:eastAsia="Consolas" w:cs="Consolas"/>
           <w:sz w:val="18"/>
         </w:rPr>
-        <w:t>string saved = PlayerPrefs.GetString(</w:t>
+        <w:t>SettingsManager settings = SettingsManager.Instance;</w:t>
       </w:r>
     </w:p>
     <w:p>
@@ -2912,7 +2866,7 @@
           <w:rFonts w:ascii="Consolas" w:hAnsi="Consolas" w:eastAsia="Consolas" w:cs="Consolas"/>
           <w:sz w:val="18"/>
         </w:rPr>
-        <w:t xml:space="preserve">        "Localization_CurrentLanguage", defaultLanguage.ToString());</w:t>
+        <w:t>if (settings != null &amp;&amp; settings.Applied != null)</w:t>
       </w:r>
     </w:p>
     <w:p>
@@ -2926,7 +2880,7 @@
           <w:rFonts w:ascii="Consolas" w:hAnsi="Consolas" w:eastAsia="Consolas" w:cs="Consolas"/>
           <w:sz w:val="18"/>
         </w:rPr>
-        <w:t xml:space="preserve"> </w:t>
+        <w:t xml:space="preserve">    currentLanguage = (LanguageType)settings.Applied.language;</w:t>
       </w:r>
     </w:p>
     <w:p>
@@ -2940,7 +2894,7 @@
           <w:rFonts w:ascii="Consolas" w:hAnsi="Consolas" w:eastAsia="Consolas" w:cs="Consolas"/>
           <w:sz w:val="18"/>
         </w:rPr>
-        <w:t>if (Enum.TryParse&lt;LanguageType&gt;(saved, out var language))</w:t>
+        <w:t>else</w:t>
       </w:r>
     </w:p>
     <w:p>
@@ -2954,7 +2908,7 @@
           <w:rFonts w:ascii="Consolas" w:hAnsi="Consolas" w:eastAsia="Consolas" w:cs="Consolas"/>
           <w:sz w:val="18"/>
         </w:rPr>
-        <w:t xml:space="preserve">    currentLanguage = language;</w:t>
+        <w:t>{</w:t>
       </w:r>
     </w:p>
     <w:p>
@@ -2968,7 +2922,7 @@
           <w:rFonts w:ascii="Consolas" w:hAnsi="Consolas" w:eastAsia="Consolas" w:cs="Consolas"/>
           <w:sz w:val="18"/>
         </w:rPr>
-        <w:t>else</w:t>
+        <w:t xml:space="preserve">    // SettingsManager 还没就绪（例如单独跑某个测试场景）：</w:t>
       </w:r>
     </w:p>
     <w:p>
@@ -2982,31 +2936,95 @@
           <w:rFonts w:ascii="Consolas" w:hAnsi="Consolas" w:eastAsia="Consolas" w:cs="Consolas"/>
           <w:sz w:val="18"/>
         </w:rPr>
-        <w:t xml:space="preserve">    currentLanguage = defaultLanguage;   // 存档里的名字不认识 → 回到默认语言</w:t>
+        <w:t xml:space="preserve">    // 退回 PlayerPrefs，再退回 defaultLanguage</w:t>
       </w:r>
     </w:p>
     <w:p>
       <w:pPr>
+        <w:spacing w:before="0" w:after="0" w:line="252" w:lineRule="auto"/>
+        <w:ind w:left="280"/>
+        <w:shd w:val="clear" w:color="auto" w:fill="F4F4F4"/>
+      </w:pPr>
+      <w:r>
+        <w:rPr>
+          <w:rFonts w:ascii="Consolas" w:hAnsi="Consolas" w:eastAsia="Consolas" w:cs="Consolas"/>
+          <w:sz w:val="18"/>
+        </w:rPr>
+        <w:t xml:space="preserve">    string saved = PlayerPrefs.GetString(</w:t>
+      </w:r>
+    </w:p>
+    <w:p>
+      <w:pPr>
+        <w:spacing w:before="0" w:after="0" w:line="252" w:lineRule="auto"/>
+        <w:ind w:left="280"/>
+        <w:shd w:val="clear" w:color="auto" w:fill="F4F4F4"/>
+      </w:pPr>
+      <w:r>
+        <w:rPr>
+          <w:rFonts w:ascii="Consolas" w:hAnsi="Consolas" w:eastAsia="Consolas" w:cs="Consolas"/>
+          <w:sz w:val="18"/>
+        </w:rPr>
+        <w:t xml:space="preserve">        "Localization_CurrentLanguage", defaultLanguage.ToString());</w:t>
+      </w:r>
+    </w:p>
+    <w:p>
+      <w:pPr>
+        <w:spacing w:before="0" w:after="0" w:line="252" w:lineRule="auto"/>
+        <w:ind w:left="280"/>
+        <w:shd w:val="clear" w:color="auto" w:fill="F4F4F4"/>
+      </w:pPr>
+      <w:r>
+        <w:rPr>
+          <w:rFonts w:ascii="Consolas" w:hAnsi="Consolas" w:eastAsia="Consolas" w:cs="Consolas"/>
+          <w:sz w:val="18"/>
+        </w:rPr>
+        <w:t xml:space="preserve">    currentLanguage = Enum.TryParse&lt;LanguageType&gt;(saved, out var lang)</w:t>
+      </w:r>
+    </w:p>
+    <w:p>
+      <w:pPr>
+        <w:spacing w:before="0" w:after="0" w:line="252" w:lineRule="auto"/>
+        <w:ind w:left="280"/>
+        <w:shd w:val="clear" w:color="auto" w:fill="F4F4F4"/>
+      </w:pPr>
+      <w:r>
+        <w:rPr>
+          <w:rFonts w:ascii="Consolas" w:hAnsi="Consolas" w:eastAsia="Consolas" w:cs="Consolas"/>
+          <w:sz w:val="18"/>
+        </w:rPr>
+        <w:t xml:space="preserve">        ? lang : defaultLanguage;</w:t>
+      </w:r>
+    </w:p>
+    <w:p>
+      <w:pPr>
+        <w:spacing w:before="0" w:after="0" w:line="252" w:lineRule="auto"/>
+        <w:ind w:left="280"/>
+        <w:shd w:val="clear" w:color="auto" w:fill="F4F4F4"/>
+      </w:pPr>
+      <w:r>
+        <w:rPr>
+          <w:rFonts w:ascii="Consolas" w:hAnsi="Consolas" w:eastAsia="Consolas" w:cs="Consolas"/>
+          <w:sz w:val="18"/>
+        </w:rPr>
+        <w:t>}</w:t>
+      </w:r>
+    </w:p>
+    <w:p>
+      <w:pPr>
         <w:pStyle w:val="ListBullet"/>
       </w:pPr>
-      <w:r>
-        <w:rPr>
-          <w:rFonts w:ascii="微软雅黑" w:hAnsi="微软雅黑" w:eastAsia="微软雅黑"/>
-        </w:rPr>
-        <w:t xml:space="preserve">存档 Key 是字符串字面量 </w:t>
-      </w:r>
       <w:r>
         <w:rPr>
           <w:rFonts w:ascii="微软雅黑" w:hAnsi="微软雅黑" w:eastAsia="微软雅黑"/>
           <w:b/>
         </w:rPr>
-        <w:t>`"Localization_CurrentLanguage"`</w:t>
+        <w:t>语言的真源是设置存档</w:t>
       </w:r>
       <w:r>
         <w:rPr>
           <w:rFonts w:ascii="微软雅黑" w:hAnsi="微软雅黑" w:eastAsia="微软雅黑"/>
         </w:rPr>
-        <w:t>（注意中间有下划线），存在 PlayerPrefs 里。</w:t>
+        <w:t>（`settings.json` 里的 `language` 字段），不再由本地化自己存。详见第九章：设置面板的「游戏性 → 语言」那一行。</w:t>
       </w:r>
     </w:p>
     <w:p>
@@ -3016,21 +3034,41 @@
       <w:r>
         <w:rPr>
           <w:rFonts w:ascii="微软雅黑" w:hAnsi="微软雅黑" w:eastAsia="微软雅黑"/>
-        </w:rPr>
-        <w:t>写入发生在 ChangeLanguage 中，写的是 `currentLanguage.ToString()`，即</w:t>
+          <w:b/>
+        </w:rPr>
+        <w:t>为什么优先问 SettingsManager 而不是直接读自己的存档</w:t>
+      </w:r>
+      <w:r>
+        <w:rPr>
+          <w:rFonts w:ascii="微软雅黑" w:hAnsi="微软雅黑" w:eastAsia="微软雅黑"/>
+        </w:rPr>
+        <w:t>：`LocalizationManager.Awake()` 与 `Entry.Awake()`（其中才 `SettingsManager.Init()`）都是场景加载期的 Awake，</w:t>
       </w:r>
       <w:r>
         <w:rPr>
           <w:rFonts w:ascii="微软雅黑" w:hAnsi="微软雅黑" w:eastAsia="微软雅黑"/>
           <w:b/>
         </w:rPr>
-        <w:t>枚举名</w:t>
+        <w:t>二者的先后顺序不保证</w:t>
       </w:r>
       <w:r>
         <w:rPr>
           <w:rFonts w:ascii="微软雅黑" w:hAnsi="微软雅黑" w:eastAsia="微软雅黑"/>
         </w:rPr>
-        <w:t>（`"English"`），不是数字。</w:t>
+        <w:t>。优先读设置、且 `SettingsManager.Init()` 里也会调 `ApplyToRuntime` 推一次语言，</w:t>
+      </w:r>
+      <w:r>
+        <w:rPr>
+          <w:rFonts w:ascii="微软雅黑" w:hAnsi="微软雅黑" w:eastAsia="微软雅黑"/>
+          <w:b/>
+        </w:rPr>
+        <w:t>两条路收敛到同一结果</w:t>
+      </w:r>
+      <w:r>
+        <w:rPr>
+          <w:rFonts w:ascii="微软雅黑" w:hAnsi="微软雅黑" w:eastAsia="微软雅黑"/>
+        </w:rPr>
+        <w:t>，于是不依赖任何 Awake 顺序。</w:t>
       </w:r>
     </w:p>
     <w:p>
@@ -3041,7 +3079,20 @@
         <w:rPr>
           <w:rFonts w:ascii="微软雅黑" w:hAnsi="微软雅黑" w:eastAsia="微软雅黑"/>
         </w:rPr>
-        <w:t>`defaultLanguage` 是 Inspector 上的公开字段，代码默认 `ChineseSimplified`；测试场景里序列化为 `0`。</w:t>
+        <w:t>`PlayerPrefs["Localization_CurrentLanguage"]` 与 `defaultLanguage` 现在只是</w:t>
+      </w:r>
+      <w:r>
+        <w:rPr>
+          <w:rFonts w:ascii="微软雅黑" w:hAnsi="微软雅黑" w:eastAsia="微软雅黑"/>
+          <w:b/>
+        </w:rPr>
+        <w:t>回退</w:t>
+      </w:r>
+      <w:r>
+        <w:rPr>
+          <w:rFonts w:ascii="微软雅黑" w:hAnsi="微软雅黑" w:eastAsia="微软雅黑"/>
+        </w:rPr>
+        <w:t>：前者是历史遗留（`ChangeLanguage` 已不再写它），后者是 Inspector 上的公开字段（代码默认 `ChineseSimplified`，测试场景里序列化为 `0`）。</w:t>
       </w:r>
     </w:p>
     <w:p>
@@ -3793,7 +3844,22 @@
                 <w:rFonts w:ascii="微软雅黑" w:hAnsi="微软雅黑" w:eastAsia="微软雅黑"/>
                 <w:sz w:val="19"/>
               </w:rPr>
-              <w:t>切换语言。保存到 PlayerPrefs、重建缓存、广播事件、刷新全部组件</w:t>
+              <w:t>切换语言。重建缓存、广播事件、刷新全部组件。</w:t>
+            </w:r>
+            <w:r>
+              <w:rPr>
+                <w:rFonts w:ascii="微软雅黑" w:hAnsi="微软雅黑" w:eastAsia="微软雅黑"/>
+                <w:b/>
+                <w:sz w:val="19"/>
+              </w:rPr>
+              <w:t>不再写 PlayerPrefs</w:t>
+            </w:r>
+            <w:r>
+              <w:rPr>
+                <w:rFonts w:ascii="微软雅黑" w:hAnsi="微软雅黑" w:eastAsia="微软雅黑"/>
+                <w:sz w:val="19"/>
+              </w:rPr>
+              <w:t>——语言由 SettingsManager 落盘</w:t>
             </w:r>
           </w:p>
         </w:tc>
@@ -5556,7 +5622,7 @@
                 <w:b/>
                 <w:sz w:val="19"/>
               </w:rPr>
-              <w:t>Assets/Resources/Localization</w:t>
+              <w:t>Assets/Data/Localization</w:t>
             </w:r>
             <w:r>
               <w:rPr>
@@ -5747,7 +5813,7 @@
                 <w:rFonts w:ascii="微软雅黑" w:hAnsi="微软雅黑" w:eastAsia="微软雅黑"/>
                 <w:sz w:val="19"/>
               </w:rPr>
-              <w:t>见第九章</w:t>
+              <w:t>见第十章</w:t>
             </w:r>
           </w:p>
         </w:tc>
@@ -6131,57 +6197,44 @@
         <w:pStyle w:val="Heading1"/>
       </w:pPr>
       <w:r>
-        <w:t>九、CSV 导入导出（与翻译协作）</w:t>
+        <w:t>九、接入设置面板：语言切换项</w:t>
       </w:r>
     </w:p>
     <w:p>
-      <w:pPr>
-        <w:pStyle w:val="Heading2"/>
-      </w:pPr>
-      <w:r>
-        <w:t>9.1 导出</w:t>
+      <w:r>
+        <w:rPr>
+          <w:rFonts w:ascii="微软雅黑" w:hAnsi="微软雅黑" w:eastAsia="微软雅黑"/>
+        </w:rPr>
+        <w:t>语言本身在第六章已经讲完（谁决定当前语言、怎么缓存、怎么刷新）。这一章讲</w:t>
+      </w:r>
+      <w:r>
+        <w:rPr>
+          <w:rFonts w:ascii="微软雅黑" w:hAnsi="微软雅黑" w:eastAsia="微软雅黑"/>
+          <w:b/>
+        </w:rPr>
+        <w:t>玩家从哪里改它</w:t>
+      </w:r>
+      <w:r>
+        <w:rPr>
+          <w:rFonts w:ascii="微软雅黑" w:hAnsi="微软雅黑" w:eastAsia="微软雅黑"/>
+        </w:rPr>
+        <w:t xml:space="preserve"> —— 也就是「游戏性」副设置列表里的那一行。</w:t>
       </w:r>
     </w:p>
     <w:p>
       <w:pPr>
-        <w:pStyle w:val="ListBullet"/>
-      </w:pPr>
-      <w:r>
-        <w:rPr>
-          <w:rFonts w:ascii="微软雅黑" w:hAnsi="微软雅黑" w:eastAsia="微软雅黑"/>
-        </w:rPr>
-        <w:t xml:space="preserve">入口：左栏「导出CSV」。文件名默认 `&lt;configName&gt;_Export.csv`，编码 </w:t>
-      </w:r>
-      <w:r>
-        <w:rPr>
-          <w:rFonts w:ascii="微软雅黑" w:hAnsi="微软雅黑" w:eastAsia="微软雅黑"/>
-          <w:b/>
-        </w:rPr>
-        <w:t>UTF-8（无 BOM）</w:t>
-      </w:r>
-      <w:r>
-        <w:rPr>
-          <w:rFonts w:ascii="微软雅黑" w:hAnsi="微软雅黑" w:eastAsia="微软雅黑"/>
-        </w:rPr>
-        <w:t>。</w:t>
+        <w:pStyle w:val="Heading2"/>
+      </w:pPr>
+      <w:r>
+        <w:t>9.1 三个落点</w:t>
       </w:r>
     </w:p>
     <w:p>
-      <w:pPr>
-        <w:pStyle w:val="ListBullet"/>
-      </w:pPr>
       <w:r>
         <w:rPr>
           <w:rFonts w:ascii="微软雅黑" w:hAnsi="微软雅黑" w:eastAsia="微软雅黑"/>
-          <w:b/>
-        </w:rPr>
-        <w:t>表头固定写死 20 列</w:t>
-      </w:r>
-      <w:r>
-        <w:rPr>
-          <w:rFonts w:ascii="微软雅黑" w:hAnsi="微软雅黑" w:eastAsia="微软雅黑"/>
-        </w:rPr>
-        <w:t>，即使当前只有 2 种语言启用：</w:t>
+        </w:rPr>
+        <w:t>接入一个新设置项要同时动三处，这是设置面板的既定结构（见 SettingsPageBase 的注释）：</w:t>
       </w:r>
     </w:p>
     <w:p>
@@ -6195,7 +6248,7 @@
           <w:rFonts w:ascii="Consolas" w:hAnsi="Consolas" w:eastAsia="Consolas" w:cs="Consolas"/>
           <w:sz w:val="18"/>
         </w:rPr>
-        <w:t>Key,Description,ChineseSimplified,ChineseTraditional,English,Japanese,</w:t>
+        <w:t>(1) SettingsData.language          字段本身（存 int，值就是 LanguageType 序号）</w:t>
       </w:r>
     </w:p>
     <w:p>
@@ -6209,7 +6262,7 @@
           <w:rFonts w:ascii="Consolas" w:hAnsi="Consolas" w:eastAsia="Consolas" w:cs="Consolas"/>
           <w:sz w:val="18"/>
         </w:rPr>
-        <w:t xml:space="preserve">    Korean,French,German,Spanish,Russian,Portuguese,Italian,Arabic,Thai,</w:t>
+        <w:t>(2) SettingIds.Language            字符串 id：gameplay.language</w:t>
       </w:r>
     </w:p>
     <w:p>
@@ -6223,123 +6276,7 @@
           <w:rFonts w:ascii="Consolas" w:hAnsi="Consolas" w:eastAsia="Consolas" w:cs="Consolas"/>
           <w:sz w:val="18"/>
         </w:rPr>
-        <w:t xml:space="preserve">    Vietnamese,Turkish,Polish,Dutch,Indonesian</w:t>
-      </w:r>
-    </w:p>
-    <w:p>
-      <w:pPr>
-        <w:pStyle w:val="ListBullet"/>
-      </w:pPr>
-      <w:r>
-        <w:rPr>
-          <w:rFonts w:ascii="微软雅黑" w:hAnsi="微软雅黑" w:eastAsia="微软雅黑"/>
-          <w:b/>
-        </w:rPr>
-        <w:t>但每行实际只写 5 个字段</w:t>
-      </w:r>
-      <w:r>
-        <w:rPr>
-          <w:rFonts w:ascii="微软雅黑" w:hAnsi="微软雅黑" w:eastAsia="微软雅黑"/>
-        </w:rPr>
-        <w:t>（Key, Description, ChineseSimplified, English），因为导出代码里繁体、日语等列都是注释掉的。也就是说</w:t>
-      </w:r>
-      <w:r>
-        <w:rPr>
-          <w:rFonts w:ascii="微软雅黑" w:hAnsi="微软雅黑" w:eastAsia="微软雅黑"/>
-          <w:b/>
-        </w:rPr>
-        <w:t>表头是 20 列、数据是 5 列</w:t>
-      </w:r>
-      <w:r>
-        <w:rPr>
-          <w:rFonts w:ascii="微软雅黑" w:hAnsi="微软雅黑" w:eastAsia="微软雅黑"/>
-        </w:rPr>
-        <w:t xml:space="preserve"> —— 这是一个既存的不一致，见第十一章。</w:t>
-      </w:r>
-    </w:p>
-    <w:p>
-      <w:pPr>
-        <w:pStyle w:val="ListBullet"/>
-      </w:pPr>
-      <w:r>
-        <w:rPr>
-          <w:rFonts w:ascii="微软雅黑" w:hAnsi="微软雅黑" w:eastAsia="微软雅黑"/>
-        </w:rPr>
-        <w:t>转义规则：`"` 变 `""`，换行 `\n` 变字面量 `\n`，回车被删掉。所有字段都用双引号包裹。</w:t>
-      </w:r>
-    </w:p>
-    <w:p>
-      <w:pPr>
-        <w:pStyle w:val="Heading2"/>
-      </w:pPr>
-      <w:r>
-        <w:t>9.2 导入</w:t>
-      </w:r>
-    </w:p>
-    <w:p>
-      <w:pPr>
-        <w:pStyle w:val="ListBullet"/>
-      </w:pPr>
-      <w:r>
-        <w:rPr>
-          <w:rFonts w:ascii="微软雅黑" w:hAnsi="微软雅黑" w:eastAsia="微软雅黑"/>
-        </w:rPr>
-        <w:t>入口：左栏「导入CSV」，筛选 .csv，编码同样是 UTF-8。</w:t>
-      </w:r>
-    </w:p>
-    <w:p>
-      <w:pPr>
-        <w:pStyle w:val="ListBullet"/>
-      </w:pPr>
-      <w:r>
-        <w:rPr>
-          <w:rFonts w:ascii="微软雅黑" w:hAnsi="微软雅黑" w:eastAsia="微软雅黑"/>
-        </w:rPr>
-        <w:t>导入前弹三选一对话框：</w:t>
-      </w:r>
-      <w:r>
-        <w:rPr>
-          <w:rFonts w:ascii="微软雅黑" w:hAnsi="微软雅黑" w:eastAsia="微软雅黑"/>
-          <w:b/>
-        </w:rPr>
-        <w:t>「清空并导入」</w:t>
-      </w:r>
-      <w:r>
-        <w:rPr>
-          <w:rFonts w:ascii="微软雅黑" w:hAnsi="微软雅黑" w:eastAsia="微软雅黑"/>
-        </w:rPr>
-        <w:t xml:space="preserve"> 会先 `entries.Clear()`；</w:t>
-      </w:r>
-      <w:r>
-        <w:rPr>
-          <w:rFonts w:ascii="微软雅黑" w:hAnsi="微软雅黑" w:eastAsia="微软雅黑"/>
-          <w:b/>
-        </w:rPr>
-        <w:t>「追加导入」</w:t>
-      </w:r>
-      <w:r>
-        <w:rPr>
-          <w:rFonts w:ascii="微软雅黑" w:hAnsi="微软雅黑" w:eastAsia="微软雅黑"/>
-        </w:rPr>
-        <w:t xml:space="preserve"> 保留现有数据。</w:t>
-      </w:r>
-    </w:p>
-    <w:p>
-      <w:pPr>
-        <w:pStyle w:val="ListBullet"/>
-      </w:pPr>
-      <w:r>
-        <w:rPr>
-          <w:rFonts w:ascii="微软雅黑" w:hAnsi="微软雅黑" w:eastAsia="微软雅黑"/>
-          <w:b/>
-        </w:rPr>
-        <w:t>列是按位置硬编码映射的</w:t>
-      </w:r>
-      <w:r>
-        <w:rPr>
-          <w:rFonts w:ascii="微软雅黑" w:hAnsi="微软雅黑" w:eastAsia="微软雅黑"/>
-        </w:rPr>
-        <w:t>（不是按表头名）：</w:t>
+        <w:t xml:space="preserve">        行控件在 prefab 里靠这个 id 自述"我是谁"，页靠它把行接到字段上</w:t>
       </w:r>
     </w:p>
     <w:p>
@@ -6353,7 +6290,23 @@
           <w:rFonts w:ascii="Consolas" w:hAnsi="Consolas" w:eastAsia="Consolas" w:cs="Consolas"/>
           <w:sz w:val="18"/>
         </w:rPr>
-        <w:t>values[0] → key</w:t>
+        <w:t>(3) GameplaySettingsPage.OnBind()  用 BindSelector 声明"这一行改哪个字段"</w:t>
+      </w:r>
+    </w:p>
+    <w:p>
+      <w:r>
+        <w:rPr>
+          <w:rFonts w:ascii="微软雅黑" w:hAnsi="微软雅黑" w:eastAsia="微软雅黑"/>
+        </w:rPr>
+        <w:t>id 前缀是 `gameplay.`，字段也放在 SettingsData 的「游戏性」分区里，两处一致。</w:t>
+      </w:r>
+    </w:p>
+    <w:p>
+      <w:pPr>
+        <w:pStyle w:val="Heading2"/>
+      </w:pPr>
+      <w:r>
+        <w:t>9.2 字段</w:t>
       </w:r>
     </w:p>
     <w:p>
@@ -6367,7 +6320,7 @@
           <w:rFonts w:ascii="Consolas" w:hAnsi="Consolas" w:eastAsia="Consolas" w:cs="Consolas"/>
           <w:sz w:val="18"/>
         </w:rPr>
-        <w:t>values[1] → description</w:t>
+        <w:t>// SettingsData.cs</w:t>
       </w:r>
     </w:p>
     <w:p>
@@ -6381,7 +6334,7 @@
           <w:rFonts w:ascii="Consolas" w:hAnsi="Consolas" w:eastAsia="Consolas" w:cs="Consolas"/>
           <w:sz w:val="18"/>
         </w:rPr>
-        <w:t>values[2] → chineseSimplified</w:t>
+        <w:t>/// &lt;summary&gt;LanguageType。默认简体中文。&lt;/summary&gt;</w:t>
       </w:r>
     </w:p>
     <w:p>
@@ -6395,38 +6348,29 @@
           <w:rFonts w:ascii="Consolas" w:hAnsi="Consolas" w:eastAsia="Consolas" w:cs="Consolas"/>
           <w:sz w:val="18"/>
         </w:rPr>
-        <w:t>values[4] → english          ← 注意跳过 values[3]（ChineseTraditional 的位置）</w:t>
+        <w:t>public int language = (int)LanguageType.ChineseSimplified;</w:t>
       </w:r>
     </w:p>
     <w:p>
-      <w:pPr>
-        <w:pStyle w:val="ListBullet"/>
-      </w:pPr>
-      <w:r>
-        <w:rPr>
-          <w:rFonts w:ascii="微软雅黑" w:hAnsi="微软雅黑" w:eastAsia="微软雅黑"/>
-        </w:rPr>
-        <w:t>Key 已存在时走</w:t>
-      </w:r>
       <w:r>
         <w:rPr>
           <w:rFonts w:ascii="微软雅黑" w:hAnsi="微软雅黑" w:eastAsia="微软雅黑"/>
           <w:b/>
         </w:rPr>
-        <w:t>更新</w:t>
+        <w:t>存 int 而不是枚举</w:t>
       </w:r>
       <w:r>
         <w:rPr>
           <w:rFonts w:ascii="微软雅黑" w:hAnsi="微软雅黑" w:eastAsia="微软雅黑"/>
         </w:rPr>
-        <w:t>分支：只覆盖 description、chineseSimplified 和 english。Key 不存在时</w:t>
+        <w:t xml:space="preserve">，与其余设置项一致：`JsonUtility` 对枚举支持不完整，且 int 在改文案时更稳。`SettingsData` 在全局命名空间，而 `LanguageType` 在 `LocalizationSystem`，所以这个文件顶部有一条 `using LocalizationSystem;` —— </w:t>
       </w:r>
       <w:r>
         <w:rPr>
           <w:rFonts w:ascii="微软雅黑" w:hAnsi="微软雅黑" w:eastAsia="微软雅黑"/>
           <w:b/>
         </w:rPr>
-        <w:t>新建条目</w:t>
+        <w:t>别删，删了会编译不过</w:t>
       </w:r>
       <w:r>
         <w:rPr>
@@ -6436,61 +6380,32 @@
       </w:r>
     </w:p>
     <w:p>
-      <w:pPr>
-        <w:pStyle w:val="ListBullet"/>
-      </w:pPr>
       <w:r>
         <w:rPr>
           <w:rFonts w:ascii="微软雅黑" w:hAnsi="微软雅黑" w:eastAsia="微软雅黑"/>
         </w:rPr>
-        <w:t>少于 3 列的行走 `continue` 被跳过；Key 为空的行也跳过。</w:t>
+        <w:t>老存档没有这个字段时，`JsonUtility` 会保留字段初始值，所以拿到的是「简体中文」，</w:t>
+      </w:r>
+      <w:r>
+        <w:rPr>
+          <w:rFonts w:ascii="微软雅黑" w:hAnsi="微软雅黑" w:eastAsia="微软雅黑"/>
+          <w:b/>
+        </w:rPr>
+        <w:t>不需要写迁移、也不用提升 `CurrentVersion`</w:t>
+      </w:r>
+      <w:r>
+        <w:rPr>
+          <w:rFonts w:ascii="微软雅黑" w:hAnsi="微软雅黑" w:eastAsia="微软雅黑"/>
+        </w:rPr>
+        <w:t>。</w:t>
       </w:r>
     </w:p>
     <w:p>
       <w:pPr>
-        <w:pStyle w:val="ListBullet"/>
-      </w:pPr>
-      <w:r>
-        <w:rPr>
-          <w:rFonts w:ascii="微软雅黑" w:hAnsi="微软雅黑" w:eastAsia="微软雅黑"/>
-        </w:rPr>
-        <w:t>结束后统一 `SetDirty` 并提示「成功导入 N 条数据」。</w:t>
-      </w:r>
-      <w:r>
-        <w:rPr>
-          <w:rFonts w:ascii="微软雅黑" w:hAnsi="微软雅黑" w:eastAsia="微软雅黑"/>
-          <w:b/>
-        </w:rPr>
-        <w:t>仍然需要手动点「保存」才写盘。</w:t>
-      </w:r>
-    </w:p>
-    <w:p>
-      <w:pPr>
         <w:pStyle w:val="Heading2"/>
       </w:pPr>
       <w:r>
-        <w:t>9.3 给翻译的正确用法</w:t>
-      </w:r>
-    </w:p>
-    <w:p>
-      <w:r>
-        <w:rPr>
-          <w:rFonts w:ascii="微软雅黑" w:hAnsi="微软雅黑" w:eastAsia="微软雅黑"/>
-        </w:rPr>
-        <w:t>因为导入是</w:t>
-      </w:r>
-      <w:r>
-        <w:rPr>
-          <w:rFonts w:ascii="微软雅黑" w:hAnsi="微软雅黑" w:eastAsia="微软雅黑"/>
-          <w:b/>
-        </w:rPr>
-        <w:t>按列位置</w:t>
-      </w:r>
-      <w:r>
-        <w:rPr>
-          <w:rFonts w:ascii="微软雅黑" w:hAnsi="微软雅黑" w:eastAsia="微软雅黑"/>
-        </w:rPr>
-        <w:t>解析的，跨工具往返时最容易丢数据。安全流程是：</w:t>
+        <w:t>9.3 绑定与档位文案</w:t>
       </w:r>
     </w:p>
     <w:p>
@@ -6504,7 +6419,7 @@
           <w:rFonts w:ascii="Consolas" w:hAnsi="Consolas" w:eastAsia="Consolas" w:cs="Consolas"/>
           <w:sz w:val="18"/>
         </w:rPr>
-        <w:t>(1)  在编辑器里维护 Key，点「导出CSV」拿到模板</w:t>
+        <w:t>// GameplaySettingsPage.OnBind()</w:t>
       </w:r>
     </w:p>
     <w:p>
@@ -6518,7 +6433,7 @@
           <w:rFonts w:ascii="Consolas" w:hAnsi="Consolas" w:eastAsia="Consolas" w:cs="Consolas"/>
           <w:sz w:val="18"/>
         </w:rPr>
-        <w:t>(2)  把 CSV 交给翻译，**只让翻译填第 3 列（中文）和第 5 列（英文）**</w:t>
+        <w:t>BindSelector(SettingIds.Language, GetLanguageOptions(),</w:t>
       </w:r>
     </w:p>
     <w:p>
@@ -6532,7 +6447,7 @@
           <w:rFonts w:ascii="Consolas" w:hAnsi="Consolas" w:eastAsia="Consolas" w:cs="Consolas"/>
           <w:sz w:val="18"/>
         </w:rPr>
-        <w:t>(3)  [重点] 不要删列、不要插列、不要调整列顺序 —— 删掉 ChineseTraditional 那一列</w:t>
+        <w:t xml:space="preserve">    data =&gt; data.language,                                  // 读：值即枚举序号</w:t>
       </w:r>
     </w:p>
     <w:p>
@@ -6546,7 +6461,7 @@
           <w:rFonts w:ascii="Consolas" w:hAnsi="Consolas" w:eastAsia="Consolas" w:cs="Consolas"/>
           <w:sz w:val="18"/>
         </w:rPr>
-        <w:t xml:space="preserve">      会让 English 落到 values[3]，导入后英文全部丢失且不报错</w:t>
+        <w:t xml:space="preserve">    (data, index) =&gt; data.language = index,                 // 写：回暂存区 Pending</w:t>
       </w:r>
     </w:p>
     <w:p>
@@ -6560,7 +6475,7 @@
           <w:rFonts w:ascii="Consolas" w:hAnsi="Consolas" w:eastAsia="Consolas" w:cs="Consolas"/>
           <w:sz w:val="18"/>
         </w:rPr>
-        <w:t>(4)  回到 Unity，点「导入CSV」→ 选「清空并导入」（以 CSV 为准）</w:t>
+        <w:t xml:space="preserve">    index =&gt; ChaosLog.Info(LogChannel.UI, "语言已改为：" +</w:t>
       </w:r>
     </w:p>
     <w:p>
@@ -6574,51 +6489,85 @@
           <w:rFonts w:ascii="Consolas" w:hAnsi="Consolas" w:eastAsia="Consolas" w:cs="Consolas"/>
           <w:sz w:val="18"/>
         </w:rPr>
-        <w:t>(5)  点「保存」写盘，然后在 Unity 里跑一遍确认</w:t>
+        <w:t xml:space="preserve">             LocalizationManager.GetLanguageDisplayName((LanguageType)index)));</w:t>
       </w:r>
     </w:p>
     <w:p>
       <w:r>
         <w:rPr>
           <w:rFonts w:ascii="微软雅黑" w:hAnsi="微软雅黑" w:eastAsia="微软雅黑"/>
-          <w:b/>
-        </w:rPr>
-        <w:t>强烈建议</w:t>
-      </w:r>
-      <w:r>
-        <w:rPr>
-          <w:rFonts w:ascii="微软雅黑" w:hAnsi="微软雅黑" w:eastAsia="微软雅黑"/>
-        </w:rPr>
-        <w:t>：把导出目录的 CSV 当作</w:t>
+        </w:rPr>
+        <w:t>档位文案来自 `LocalizationManager.GetAllLanguages()` + `GetLanguageDisplayName()`，</w:t>
       </w:r>
       <w:r>
         <w:rPr>
           <w:rFonts w:ascii="微软雅黑" w:hAnsi="微软雅黑" w:eastAsia="微软雅黑"/>
           <w:b/>
         </w:rPr>
-        <w:t>单向产物</w:t>
+        <w:t>不是硬编码列表</w:t>
       </w:r>
       <w:r>
         <w:rPr>
           <w:rFonts w:ascii="微软雅黑" w:hAnsi="微软雅黑" w:eastAsia="微软雅黑"/>
         </w:rPr>
-        <w:t>（只在导出方向使用），不要让它和 .asset 双向手工同步。更稳的做法是直接把 .asset 提交给版本管理，让策划在编辑器窗口里改。</w:t>
+        <w:t xml:space="preserve"> —— 所以以后启用新语言只改枚举，设置界面自动跟上。当前只有两项：简体中文、English。</w:t>
       </w:r>
     </w:p>
     <w:p>
-      <w:pPr>
-        <w:pStyle w:val="Heading1"/>
-      </w:pPr>
-      <w:r>
-        <w:t>十、完整 API 与调用速查</w:t>
+      <w:r>
+        <w:rPr>
+          <w:rFonts w:ascii="微软雅黑" w:hAnsi="微软雅黑" w:eastAsia="微软雅黑"/>
+          <w:b/>
+        </w:rPr>
+        <w:t>下标即枚举值</w:t>
+      </w:r>
+      <w:r>
+        <w:rPr>
+          <w:rFonts w:ascii="微软雅黑" w:hAnsi="微软雅黑" w:eastAsia="微软雅黑"/>
+        </w:rPr>
+        <w:t>：`LanguageType` 是紧凑枚举（`ChineseSimplified = 0`、`English = 1`），所以选择器的序号可以直接当 `SettingsData.language` 存；只要新语言一律</w:t>
+      </w:r>
+      <w:r>
+        <w:rPr>
+          <w:rFonts w:ascii="微软雅黑" w:hAnsi="微软雅黑" w:eastAsia="微软雅黑"/>
+          <w:b/>
+        </w:rPr>
+        <w:t>追加在枚举末尾</w:t>
+      </w:r>
+      <w:r>
+        <w:rPr>
+          <w:rFonts w:ascii="微软雅黑" w:hAnsi="微软雅黑" w:eastAsia="微软雅黑"/>
+        </w:rPr>
+        <w:t>，这个等式就一直成立。</w:t>
       </w:r>
     </w:p>
     <w:p>
+      <w:pPr>
+        <w:pStyle w:val="Heading2"/>
+      </w:pPr>
+      <w:r>
+        <w:t>9.4 什么时候真正生效</w:t>
+      </w:r>
+    </w:p>
+    <w:p>
       <w:r>
         <w:rPr>
           <w:rFonts w:ascii="微软雅黑" w:hAnsi="微软雅黑" w:eastAsia="微软雅黑"/>
         </w:rPr>
-        <w:t>把前面零散的入口集中一页，方便查阅。</w:t>
+        <w:t>这一页沿用设置面板「</w:t>
+      </w:r>
+      <w:r>
+        <w:rPr>
+          <w:rFonts w:ascii="微软雅黑" w:hAnsi="微软雅黑" w:eastAsia="微软雅黑"/>
+          <w:b/>
+        </w:rPr>
+        <w:t>不点应用不生效</w:t>
+      </w:r>
+      <w:r>
+        <w:rPr>
+          <w:rFonts w:ascii="微软雅黑" w:hAnsi="微软雅黑" w:eastAsia="微软雅黑"/>
+        </w:rPr>
+        <w:t>」的模型：</w:t>
       </w:r>
     </w:p>
     <w:p>
@@ -6632,7 +6581,7 @@
           <w:rFonts w:ascii="Consolas" w:hAnsi="Consolas" w:eastAsia="Consolas" w:cs="Consolas"/>
           <w:sz w:val="18"/>
         </w:rPr>
-        <w:t>// ── 取文本 ──────────────────────────────────────────────</w:t>
+        <w:t>改选择器  → 只写 SettingsManager.Pending，运行时语言不动</w:t>
       </w:r>
     </w:p>
     <w:p>
@@ -6646,7 +6595,7 @@
           <w:rFonts w:ascii="Consolas" w:hAnsi="Consolas" w:eastAsia="Consolas" w:cs="Consolas"/>
           <w:sz w:val="18"/>
         </w:rPr>
-        <w:t>LocalizationManager.GetInstance().GetText(key)                 // 普通取词</w:t>
+        <w:t>点「应用」 → CommitEdit() → ApplyToRuntime() → ApplyLocalization()</w:t>
       </w:r>
     </w:p>
     <w:p>
@@ -6660,7 +6609,7 @@
           <w:rFonts w:ascii="Consolas" w:hAnsi="Consolas" w:eastAsia="Consolas" w:cs="Consolas"/>
           <w:sz w:val="18"/>
         </w:rPr>
-        <w:t>LocalizationManager.GetInstance().GetText(key, args...)        // 带 string.Format 参数</w:t>
+        <w:t xml:space="preserve">                                  └→ LocalizationManager.ChangeLanguage()</w:t>
       </w:r>
     </w:p>
     <w:p>
@@ -6674,7 +6623,7 @@
           <w:rFonts w:ascii="Consolas" w:hAnsi="Consolas" w:eastAsia="Consolas" w:cs="Consolas"/>
           <w:sz w:val="18"/>
         </w:rPr>
-        <w:t>LocalizationManager.GetInstance().HasKey(key)                  // 存在性检查</w:t>
+        <w:t xml:space="preserve">                                       → 重建缓存 + 广播事件 + 刷新全部 LocalizedText</w:t>
       </w:r>
     </w:p>
     <w:p>
@@ -6688,7 +6637,222 @@
           <w:rFonts w:ascii="Consolas" w:hAnsi="Consolas" w:eastAsia="Consolas" w:cs="Consolas"/>
           <w:sz w:val="18"/>
         </w:rPr>
-        <w:t>LocalizationManager.GetInstance().CurrentLanguage              // 当前语言</w:t>
+        <w:t>点「返回」 → RevertEdit() 丢弃 Pending，语言保持原样</w:t>
+      </w:r>
+    </w:p>
+    <w:p>
+      <w:pPr>
+        <w:pStyle w:val="ListBullet"/>
+      </w:pPr>
+      <w:r>
+        <w:rPr>
+          <w:rFonts w:ascii="微软雅黑" w:hAnsi="微软雅黑" w:eastAsia="微软雅黑"/>
+        </w:rPr>
+        <w:t>`SettingsManager.ApplyLocalization()` 里</w:t>
+      </w:r>
+      <w:r>
+        <w:rPr>
+          <w:rFonts w:ascii="微软雅黑" w:hAnsi="微软雅黑" w:eastAsia="微软雅黑"/>
+          <w:b/>
+        </w:rPr>
+        <w:t>刻意判空</w:t>
+      </w:r>
+      <w:r>
+        <w:rPr>
+          <w:rFonts w:ascii="微软雅黑" w:hAnsi="微软雅黑" w:eastAsia="微软雅黑"/>
+        </w:rPr>
+        <w:t>：场景里没有 LocalizationManager 时只报一条 `[本地化] WARN`，不阻断画面／声音／按键设置生效。</w:t>
+      </w:r>
+    </w:p>
+    <w:p>
+      <w:pPr>
+        <w:pStyle w:val="ListBullet"/>
+      </w:pPr>
+      <w:r>
+        <w:rPr>
+          <w:rFonts w:ascii="微软雅黑" w:hAnsi="微软雅黑" w:eastAsia="微软雅黑"/>
+        </w:rPr>
+        <w:t>「恢复默认」属于 `SettingCategory.Gameplay`，会把语言一并恢复成默认（简体中文）。</w:t>
+      </w:r>
+    </w:p>
+    <w:p>
+      <w:pPr>
+        <w:pStyle w:val="ListBullet"/>
+      </w:pPr>
+      <w:r>
+        <w:rPr>
+          <w:rFonts w:ascii="微软雅黑" w:hAnsi="微软雅黑" w:eastAsia="微软雅黑"/>
+        </w:rPr>
+        <w:t>语言是</w:t>
+      </w:r>
+      <w:r>
+        <w:rPr>
+          <w:rFonts w:ascii="微软雅黑" w:hAnsi="微软雅黑" w:eastAsia="微软雅黑"/>
+          <w:b/>
+        </w:rPr>
+        <w:t>跨场景</w:t>
+      </w:r>
+      <w:r>
+        <w:rPr>
+          <w:rFonts w:ascii="微软雅黑" w:hAnsi="微软雅黑" w:eastAsia="微软雅黑"/>
+        </w:rPr>
+        <w:t>的设置：它存在 `settings.json` 里，下次启动由 `SettingsManager.Init()` 经 `ApplyToRuntime` 推给 LocalizationManager。</w:t>
+      </w:r>
+    </w:p>
+    <w:p>
+      <w:pPr>
+        <w:pStyle w:val="Heading2"/>
+      </w:pPr>
+      <w:r>
+        <w:t>9.5 那一行摆在哪儿</w:t>
+      </w:r>
+    </w:p>
+    <w:p>
+      <w:r>
+        <w:rPr>
+          <w:rFonts w:ascii="微软雅黑" w:hAnsi="微软雅黑" w:eastAsia="微软雅黑"/>
+        </w:rPr>
+        <w:t>`SettingPanel.prefab` 里「游戏性」页现在有两行：`Row_Language`（选择器）与 `Row_Hint`（占位说明）。</w:t>
+      </w:r>
+    </w:p>
+    <w:p>
+      <w:r>
+        <w:rPr>
+          <w:rFonts w:ascii="微软雅黑" w:hAnsi="微软雅黑" w:eastAsia="微软雅黑"/>
+          <w:b/>
+        </w:rPr>
+        <w:t>注意 prefab 是生成产物</w:t>
+      </w:r>
+      <w:r>
+        <w:rPr>
+          <w:rFonts w:ascii="微软雅黑" w:hAnsi="微软雅黑" w:eastAsia="微软雅黑"/>
+        </w:rPr>
+        <w:t xml:space="preserve">：它由 `Assets/Editor/SettingPanelBuilder.cs` 生成，入口是菜单 </w:t>
+      </w:r>
+      <w:r>
+        <w:rPr>
+          <w:rFonts w:ascii="微软雅黑" w:hAnsi="微软雅黑" w:eastAsia="微软雅黑"/>
+          <w:b/>
+        </w:rPr>
+        <w:t>Tools/UI/生成设置面板</w:t>
+      </w:r>
+      <w:r>
+        <w:rPr>
+          <w:rFonts w:ascii="微软雅黑" w:hAnsi="微软雅黑" w:eastAsia="微软雅黑"/>
+        </w:rPr>
+        <w:t>。所以给这一页加行的正确做法是</w:t>
+      </w:r>
+      <w:r>
+        <w:rPr>
+          <w:rFonts w:ascii="微软雅黑" w:hAnsi="微软雅黑" w:eastAsia="微软雅黑"/>
+          <w:b/>
+        </w:rPr>
+        <w:t>同时改生成器</w:t>
+      </w:r>
+      <w:r>
+        <w:rPr>
+          <w:rFonts w:ascii="微软雅黑" w:hAnsi="微软雅黑" w:eastAsia="微软雅黑"/>
+        </w:rPr>
+        <w:t>（在 `BuildGameplayPage` 里加一行 `SelectorRow(content, "Row_Language", SettingIds.Language, "语言");`），再执行菜单重新生成。只在 Inspector 里手工摆一行，下次生成就会被覆盖。</w:t>
+      </w:r>
+    </w:p>
+    <w:p>
+      <w:r>
+        <w:rPr>
+          <w:rFonts w:ascii="微软雅黑" w:hAnsi="微软雅黑" w:eastAsia="微软雅黑"/>
+          <w:b/>
+        </w:rPr>
+        <w:t>已知限制</w:t>
+      </w:r>
+      <w:r>
+        <w:rPr>
+          <w:rFonts w:ascii="微软雅黑" w:hAnsi="微软雅黑" w:eastAsia="微软雅黑"/>
+        </w:rPr>
+        <w:t>：切换语言后，</w:t>
+      </w:r>
+      <w:r>
+        <w:rPr>
+          <w:rFonts w:ascii="微软雅黑" w:hAnsi="微软雅黑" w:eastAsia="微软雅黑"/>
+          <w:b/>
+        </w:rPr>
+        <w:t>设置面板自身的文字不会跟着变</w:t>
+      </w:r>
+      <w:r>
+        <w:rPr>
+          <w:rFonts w:ascii="微软雅黑" w:hAnsi="微软雅黑" w:eastAsia="微软雅黑"/>
+        </w:rPr>
+        <w:t>。分类标签来自硬编码的 `SettingsLabels.Category`，行标题在生成时被烘焙成 prefab 里的中文字面量。变的是</w:t>
+      </w:r>
+      <w:r>
+        <w:rPr>
+          <w:rFonts w:ascii="微软雅黑" w:hAnsi="微软雅黑" w:eastAsia="微软雅黑"/>
+          <w:b/>
+        </w:rPr>
+        <w:t>游戏内挂了 `LocalizedText` 的文本</w:t>
+      </w:r>
+      <w:r>
+        <w:rPr>
+          <w:rFonts w:ascii="微软雅黑" w:hAnsi="微软雅黑" w:eastAsia="微软雅黑"/>
+        </w:rPr>
+        <w:t>。要让面板自身也本地化，需要给每个标签换 Key 并补一批文案。</w:t>
+      </w:r>
+    </w:p>
+    <w:p>
+      <w:pPr>
+        <w:pStyle w:val="Heading1"/>
+      </w:pPr>
+      <w:r>
+        <w:t>十、CSV 导入导出（与翻译协作）</w:t>
+      </w:r>
+    </w:p>
+    <w:p>
+      <w:pPr>
+        <w:pStyle w:val="Heading2"/>
+      </w:pPr>
+      <w:r>
+        <w:t>10.1 导出</w:t>
+      </w:r>
+    </w:p>
+    <w:p>
+      <w:pPr>
+        <w:pStyle w:val="ListBullet"/>
+      </w:pPr>
+      <w:r>
+        <w:rPr>
+          <w:rFonts w:ascii="微软雅黑" w:hAnsi="微软雅黑" w:eastAsia="微软雅黑"/>
+        </w:rPr>
+        <w:t xml:space="preserve">入口：左栏「导出CSV」。文件名默认 `&lt;configName&gt;_Export.csv`，编码 </w:t>
+      </w:r>
+      <w:r>
+        <w:rPr>
+          <w:rFonts w:ascii="微软雅黑" w:hAnsi="微软雅黑" w:eastAsia="微软雅黑"/>
+          <w:b/>
+        </w:rPr>
+        <w:t>UTF-8（无 BOM）</w:t>
+      </w:r>
+      <w:r>
+        <w:rPr>
+          <w:rFonts w:ascii="微软雅黑" w:hAnsi="微软雅黑" w:eastAsia="微软雅黑"/>
+        </w:rPr>
+        <w:t>。</w:t>
+      </w:r>
+    </w:p>
+    <w:p>
+      <w:pPr>
+        <w:pStyle w:val="ListBullet"/>
+      </w:pPr>
+      <w:r>
+        <w:rPr>
+          <w:rFonts w:ascii="微软雅黑" w:hAnsi="微软雅黑" w:eastAsia="微软雅黑"/>
+          <w:b/>
+        </w:rPr>
+        <w:t>表头固定写死 20 列</w:t>
+      </w:r>
+      <w:r>
+        <w:rPr>
+          <w:rFonts w:ascii="微软雅黑" w:hAnsi="微软雅黑" w:eastAsia="微软雅黑"/>
+        </w:rPr>
+        <w:t>，即使当前只有 2 种语言启用：</w:t>
       </w:r>
     </w:p>
     <w:p>
@@ -6702,7 +6866,7 @@
           <w:rFonts w:ascii="Consolas" w:hAnsi="Consolas" w:eastAsia="Consolas" w:cs="Consolas"/>
           <w:sz w:val="18"/>
         </w:rPr>
-        <w:t xml:space="preserve"> </w:t>
+        <w:t>Key,Description,ChineseSimplified,ChineseTraditional,English,Japanese,</w:t>
       </w:r>
     </w:p>
     <w:p>
@@ -6716,7 +6880,7 @@
           <w:rFonts w:ascii="Consolas" w:hAnsi="Consolas" w:eastAsia="Consolas" w:cs="Consolas"/>
           <w:sz w:val="18"/>
         </w:rPr>
-        <w:t>// ── 切换语言 ────────────────────────────────────────────</w:t>
+        <w:t xml:space="preserve">    Korean,French,German,Spanish,Russian,Portuguese,Italian,Arabic,Thai,</w:t>
       </w:r>
     </w:p>
     <w:p>
@@ -6730,7 +6894,123 @@
           <w:rFonts w:ascii="Consolas" w:hAnsi="Consolas" w:eastAsia="Consolas" w:cs="Consolas"/>
           <w:sz w:val="18"/>
         </w:rPr>
-        <w:t>LocalizationManager.GetInstance().ChangeLanguage(LanguageType.English)</w:t>
+        <w:t xml:space="preserve">    Vietnamese,Turkish,Polish,Dutch,Indonesian</w:t>
+      </w:r>
+    </w:p>
+    <w:p>
+      <w:pPr>
+        <w:pStyle w:val="ListBullet"/>
+      </w:pPr>
+      <w:r>
+        <w:rPr>
+          <w:rFonts w:ascii="微软雅黑" w:hAnsi="微软雅黑" w:eastAsia="微软雅黑"/>
+          <w:b/>
+        </w:rPr>
+        <w:t>但每行实际只写 5 个字段</w:t>
+      </w:r>
+      <w:r>
+        <w:rPr>
+          <w:rFonts w:ascii="微软雅黑" w:hAnsi="微软雅黑" w:eastAsia="微软雅黑"/>
+        </w:rPr>
+        <w:t>（Key, Description, ChineseSimplified, English），因为导出代码里繁体、日语等列都是注释掉的。也就是说</w:t>
+      </w:r>
+      <w:r>
+        <w:rPr>
+          <w:rFonts w:ascii="微软雅黑" w:hAnsi="微软雅黑" w:eastAsia="微软雅黑"/>
+          <w:b/>
+        </w:rPr>
+        <w:t>表头是 20 列、数据是 5 列</w:t>
+      </w:r>
+      <w:r>
+        <w:rPr>
+          <w:rFonts w:ascii="微软雅黑" w:hAnsi="微软雅黑" w:eastAsia="微软雅黑"/>
+        </w:rPr>
+        <w:t xml:space="preserve"> —— 这是一个既存的不一致，见第十一章。</w:t>
+      </w:r>
+    </w:p>
+    <w:p>
+      <w:pPr>
+        <w:pStyle w:val="ListBullet"/>
+      </w:pPr>
+      <w:r>
+        <w:rPr>
+          <w:rFonts w:ascii="微软雅黑" w:hAnsi="微软雅黑" w:eastAsia="微软雅黑"/>
+        </w:rPr>
+        <w:t>转义规则：`"` 变 `""`，换行 `\n` 变字面量 `\n`，回车被删掉。所有字段都用双引号包裹。</w:t>
+      </w:r>
+    </w:p>
+    <w:p>
+      <w:pPr>
+        <w:pStyle w:val="Heading2"/>
+      </w:pPr>
+      <w:r>
+        <w:t>10.2 导入</w:t>
+      </w:r>
+    </w:p>
+    <w:p>
+      <w:pPr>
+        <w:pStyle w:val="ListBullet"/>
+      </w:pPr>
+      <w:r>
+        <w:rPr>
+          <w:rFonts w:ascii="微软雅黑" w:hAnsi="微软雅黑" w:eastAsia="微软雅黑"/>
+        </w:rPr>
+        <w:t>入口：左栏「导入CSV」，筛选 .csv，编码同样是 UTF-8。</w:t>
+      </w:r>
+    </w:p>
+    <w:p>
+      <w:pPr>
+        <w:pStyle w:val="ListBullet"/>
+      </w:pPr>
+      <w:r>
+        <w:rPr>
+          <w:rFonts w:ascii="微软雅黑" w:hAnsi="微软雅黑" w:eastAsia="微软雅黑"/>
+        </w:rPr>
+        <w:t>导入前弹三选一对话框：</w:t>
+      </w:r>
+      <w:r>
+        <w:rPr>
+          <w:rFonts w:ascii="微软雅黑" w:hAnsi="微软雅黑" w:eastAsia="微软雅黑"/>
+          <w:b/>
+        </w:rPr>
+        <w:t>「清空并导入」</w:t>
+      </w:r>
+      <w:r>
+        <w:rPr>
+          <w:rFonts w:ascii="微软雅黑" w:hAnsi="微软雅黑" w:eastAsia="微软雅黑"/>
+        </w:rPr>
+        <w:t xml:space="preserve"> 会先 `entries.Clear()`；</w:t>
+      </w:r>
+      <w:r>
+        <w:rPr>
+          <w:rFonts w:ascii="微软雅黑" w:hAnsi="微软雅黑" w:eastAsia="微软雅黑"/>
+          <w:b/>
+        </w:rPr>
+        <w:t>「追加导入」</w:t>
+      </w:r>
+      <w:r>
+        <w:rPr>
+          <w:rFonts w:ascii="微软雅黑" w:hAnsi="微软雅黑" w:eastAsia="微软雅黑"/>
+        </w:rPr>
+        <w:t xml:space="preserve"> 保留现有数据。</w:t>
+      </w:r>
+    </w:p>
+    <w:p>
+      <w:pPr>
+        <w:pStyle w:val="ListBullet"/>
+      </w:pPr>
+      <w:r>
+        <w:rPr>
+          <w:rFonts w:ascii="微软雅黑" w:hAnsi="微软雅黑" w:eastAsia="微软雅黑"/>
+          <w:b/>
+        </w:rPr>
+        <w:t>列是按位置硬编码映射的</w:t>
+      </w:r>
+      <w:r>
+        <w:rPr>
+          <w:rFonts w:ascii="微软雅黑" w:hAnsi="微软雅黑" w:eastAsia="微软雅黑"/>
+        </w:rPr>
+        <w:t>（不是按表头名）：</w:t>
       </w:r>
     </w:p>
     <w:p>
@@ -6744,7 +7024,7 @@
           <w:rFonts w:ascii="Consolas" w:hAnsi="Consolas" w:eastAsia="Consolas" w:cs="Consolas"/>
           <w:sz w:val="18"/>
         </w:rPr>
-        <w:t xml:space="preserve"> </w:t>
+        <w:t>values[0] → key</w:t>
       </w:r>
     </w:p>
     <w:p>
@@ -6758,7 +7038,7 @@
           <w:rFonts w:ascii="Consolas" w:hAnsi="Consolas" w:eastAsia="Consolas" w:cs="Consolas"/>
           <w:sz w:val="18"/>
         </w:rPr>
-        <w:t>// ── 换配置（运行期）────────────────────────────────────</w:t>
+        <w:t>values[1] → description</w:t>
       </w:r>
     </w:p>
     <w:p>
@@ -6772,7 +7052,7 @@
           <w:rFonts w:ascii="Consolas" w:hAnsi="Consolas" w:eastAsia="Consolas" w:cs="Consolas"/>
           <w:sz w:val="18"/>
         </w:rPr>
-        <w:t>LocalizationManager.GetInstance().SetLocalizationData(data)</w:t>
+        <w:t>values[2] → chineseSimplified</w:t>
       </w:r>
     </w:p>
     <w:p>
@@ -6786,7 +7066,102 @@
           <w:rFonts w:ascii="Consolas" w:hAnsi="Consolas" w:eastAsia="Consolas" w:cs="Consolas"/>
           <w:sz w:val="18"/>
         </w:rPr>
-        <w:t xml:space="preserve"> </w:t>
+        <w:t>values[4] → english          ← 注意跳过 values[3]（ChineseTraditional 的位置）</w:t>
+      </w:r>
+    </w:p>
+    <w:p>
+      <w:pPr>
+        <w:pStyle w:val="ListBullet"/>
+      </w:pPr>
+      <w:r>
+        <w:rPr>
+          <w:rFonts w:ascii="微软雅黑" w:hAnsi="微软雅黑" w:eastAsia="微软雅黑"/>
+        </w:rPr>
+        <w:t>Key 已存在时走</w:t>
+      </w:r>
+      <w:r>
+        <w:rPr>
+          <w:rFonts w:ascii="微软雅黑" w:hAnsi="微软雅黑" w:eastAsia="微软雅黑"/>
+          <w:b/>
+        </w:rPr>
+        <w:t>更新</w:t>
+      </w:r>
+      <w:r>
+        <w:rPr>
+          <w:rFonts w:ascii="微软雅黑" w:hAnsi="微软雅黑" w:eastAsia="微软雅黑"/>
+        </w:rPr>
+        <w:t>分支：只覆盖 description、chineseSimplified 和 english。Key 不存在时</w:t>
+      </w:r>
+      <w:r>
+        <w:rPr>
+          <w:rFonts w:ascii="微软雅黑" w:hAnsi="微软雅黑" w:eastAsia="微软雅黑"/>
+          <w:b/>
+        </w:rPr>
+        <w:t>新建条目</w:t>
+      </w:r>
+      <w:r>
+        <w:rPr>
+          <w:rFonts w:ascii="微软雅黑" w:hAnsi="微软雅黑" w:eastAsia="微软雅黑"/>
+        </w:rPr>
+        <w:t>。</w:t>
+      </w:r>
+    </w:p>
+    <w:p>
+      <w:pPr>
+        <w:pStyle w:val="ListBullet"/>
+      </w:pPr>
+      <w:r>
+        <w:rPr>
+          <w:rFonts w:ascii="微软雅黑" w:hAnsi="微软雅黑" w:eastAsia="微软雅黑"/>
+        </w:rPr>
+        <w:t>少于 3 列的行走 `continue` 被跳过；Key 为空的行也跳过。</w:t>
+      </w:r>
+    </w:p>
+    <w:p>
+      <w:pPr>
+        <w:pStyle w:val="ListBullet"/>
+      </w:pPr>
+      <w:r>
+        <w:rPr>
+          <w:rFonts w:ascii="微软雅黑" w:hAnsi="微软雅黑" w:eastAsia="微软雅黑"/>
+        </w:rPr>
+        <w:t>结束后统一 `SetDirty` 并提示「成功导入 N 条数据」。</w:t>
+      </w:r>
+      <w:r>
+        <w:rPr>
+          <w:rFonts w:ascii="微软雅黑" w:hAnsi="微软雅黑" w:eastAsia="微软雅黑"/>
+          <w:b/>
+        </w:rPr>
+        <w:t>仍然需要手动点「保存」才写盘。</w:t>
+      </w:r>
+    </w:p>
+    <w:p>
+      <w:pPr>
+        <w:pStyle w:val="Heading2"/>
+      </w:pPr>
+      <w:r>
+        <w:t>10.3 给翻译的正确用法</w:t>
+      </w:r>
+    </w:p>
+    <w:p>
+      <w:r>
+        <w:rPr>
+          <w:rFonts w:ascii="微软雅黑" w:hAnsi="微软雅黑" w:eastAsia="微软雅黑"/>
+        </w:rPr>
+        <w:t>因为导入是</w:t>
+      </w:r>
+      <w:r>
+        <w:rPr>
+          <w:rFonts w:ascii="微软雅黑" w:hAnsi="微软雅黑" w:eastAsia="微软雅黑"/>
+          <w:b/>
+        </w:rPr>
+        <w:t>按列位置</w:t>
+      </w:r>
+      <w:r>
+        <w:rPr>
+          <w:rFonts w:ascii="微软雅黑" w:hAnsi="微软雅黑" w:eastAsia="微软雅黑"/>
+        </w:rPr>
+        <w:t>解析的，跨工具往返时最容易丢数据。安全流程是：</w:t>
       </w:r>
     </w:p>
     <w:p>
@@ -6800,7 +7175,7 @@
           <w:rFonts w:ascii="Consolas" w:hAnsi="Consolas" w:eastAsia="Consolas" w:cs="Consolas"/>
           <w:sz w:val="18"/>
         </w:rPr>
-        <w:t>// ── 语言元信息（静态，不需实例）──────────────────────</w:t>
+        <w:t>(1)  在编辑器里维护 Key，点「导出CSV」拿到模板</w:t>
       </w:r>
     </w:p>
     <w:p>
@@ -6814,7 +7189,7 @@
           <w:rFonts w:ascii="Consolas" w:hAnsi="Consolas" w:eastAsia="Consolas" w:cs="Consolas"/>
           <w:sz w:val="18"/>
         </w:rPr>
-        <w:t>LocalizationManager.GetAllLanguages()                          // LanguageType[]</w:t>
+        <w:t>(2)  把 CSV 交给翻译，**只让翻译填第 3 列（中文）和第 5 列（英文）**</w:t>
       </w:r>
     </w:p>
     <w:p>
@@ -6828,7 +7203,7 @@
           <w:rFonts w:ascii="Consolas" w:hAnsi="Consolas" w:eastAsia="Consolas" w:cs="Consolas"/>
           <w:sz w:val="18"/>
         </w:rPr>
-        <w:t>LocalizationManager.GetLanguageDisplayName(lang)      // "简体中文" / "English"</w:t>
+        <w:t>(3)  [重点] 不要删列、不要插列、不要调整列顺序 —— 删掉 ChineseTraditional 那一列</w:t>
       </w:r>
     </w:p>
     <w:p>
@@ -6842,7 +7217,7 @@
           <w:rFonts w:ascii="Consolas" w:hAnsi="Consolas" w:eastAsia="Consolas" w:cs="Consolas"/>
           <w:sz w:val="18"/>
         </w:rPr>
-        <w:t xml:space="preserve"> </w:t>
+        <w:t xml:space="preserve">      会让 English 落到 values[3]，导入后英文全部丢失且不报错</w:t>
       </w:r>
     </w:p>
     <w:p>
@@ -6856,7 +7231,7 @@
           <w:rFonts w:ascii="Consolas" w:hAnsi="Consolas" w:eastAsia="Consolas" w:cs="Consolas"/>
           <w:sz w:val="18"/>
         </w:rPr>
-        <w:t>// ── 语言切换事件（业务侧订阅）────────────────────────</w:t>
+        <w:t>(4)  回到 Unity，点「导入CSV」→ 选「清空并导入」（以 CSV 为准）</w:t>
       </w:r>
     </w:p>
     <w:p>
@@ -6870,7 +7245,51 @@
           <w:rFonts w:ascii="Consolas" w:hAnsi="Consolas" w:eastAsia="Consolas" w:cs="Consolas"/>
           <w:sz w:val="18"/>
         </w:rPr>
-        <w:t>LocalizationManager.GetInstance().OnLanguageChanged.AddListener(OnLangChanged)</w:t>
+        <w:t>(5)  点「保存」写盘，然后在 Unity 里跑一遍确认</w:t>
+      </w:r>
+    </w:p>
+    <w:p>
+      <w:r>
+        <w:rPr>
+          <w:rFonts w:ascii="微软雅黑" w:hAnsi="微软雅黑" w:eastAsia="微软雅黑"/>
+          <w:b/>
+        </w:rPr>
+        <w:t>强烈建议</w:t>
+      </w:r>
+      <w:r>
+        <w:rPr>
+          <w:rFonts w:ascii="微软雅黑" w:hAnsi="微软雅黑" w:eastAsia="微软雅黑"/>
+        </w:rPr>
+        <w:t>：把导出目录的 CSV 当作</w:t>
+      </w:r>
+      <w:r>
+        <w:rPr>
+          <w:rFonts w:ascii="微软雅黑" w:hAnsi="微软雅黑" w:eastAsia="微软雅黑"/>
+          <w:b/>
+        </w:rPr>
+        <w:t>单向产物</w:t>
+      </w:r>
+      <w:r>
+        <w:rPr>
+          <w:rFonts w:ascii="微软雅黑" w:hAnsi="微软雅黑" w:eastAsia="微软雅黑"/>
+        </w:rPr>
+        <w:t>（只在导出方向使用），不要让它和 .asset 双向手工同步。更稳的做法是直接把 .asset 提交给版本管理，让策划在编辑器窗口里改。</w:t>
+      </w:r>
+    </w:p>
+    <w:p>
+      <w:pPr>
+        <w:pStyle w:val="Heading1"/>
+      </w:pPr>
+      <w:r>
+        <w:t>十一、完整 API 与调用速查</w:t>
+      </w:r>
+    </w:p>
+    <w:p>
+      <w:r>
+        <w:rPr>
+          <w:rFonts w:ascii="微软雅黑" w:hAnsi="微软雅黑" w:eastAsia="微软雅黑"/>
+        </w:rPr>
+        <w:t>把前面零散的入口集中一页，方便查阅。</w:t>
       </w:r>
     </w:p>
     <w:p>
@@ -6884,7 +7303,7 @@
           <w:rFonts w:ascii="Consolas" w:hAnsi="Consolas" w:eastAsia="Consolas" w:cs="Consolas"/>
           <w:sz w:val="18"/>
         </w:rPr>
-        <w:t>LocalizationManager.GetInstance().OnLanguageChanged.RemoveListener(OnLangChanged)</w:t>
+        <w:t>// ── 取文本 ──────────────────────────────────────────────</w:t>
       </w:r>
     </w:p>
     <w:p>
@@ -6898,7 +7317,7 @@
           <w:rFonts w:ascii="Consolas" w:hAnsi="Consolas" w:eastAsia="Consolas" w:cs="Consolas"/>
           <w:sz w:val="18"/>
         </w:rPr>
-        <w:t xml:space="preserve"> </w:t>
+        <w:t>LocalizationManager.GetInstance().GetText(key)                 // 普通取词</w:t>
       </w:r>
     </w:p>
     <w:p>
@@ -6912,7 +7331,7 @@
           <w:rFonts w:ascii="Consolas" w:hAnsi="Consolas" w:eastAsia="Consolas" w:cs="Consolas"/>
           <w:sz w:val="18"/>
         </w:rPr>
-        <w:t>// ── UI 组件（挂在 TMP 上）──────────────────────────────</w:t>
+        <w:t>LocalizationManager.GetInstance().GetText(key, args...)        // 带 string.Format 参数</w:t>
       </w:r>
     </w:p>
     <w:p>
@@ -6926,7 +7345,7 @@
           <w:rFonts w:ascii="Consolas" w:hAnsi="Consolas" w:eastAsia="Consolas" w:cs="Consolas"/>
           <w:sz w:val="18"/>
         </w:rPr>
-        <w:t>localizedText.UpdateText()</w:t>
+        <w:t>LocalizationManager.GetInstance().HasKey(key)                  // 存在性检查</w:t>
       </w:r>
     </w:p>
     <w:p>
@@ -6940,7 +7359,7 @@
           <w:rFonts w:ascii="Consolas" w:hAnsi="Consolas" w:eastAsia="Consolas" w:cs="Consolas"/>
           <w:sz w:val="18"/>
         </w:rPr>
-        <w:t>localizedText.SetKey("quest_accept")</w:t>
+        <w:t>LocalizationManager.GetInstance().CurrentLanguage              // 当前语言</w:t>
       </w:r>
     </w:p>
     <w:p>
@@ -6954,7 +7373,7 @@
           <w:rFonts w:ascii="Consolas" w:hAnsi="Consolas" w:eastAsia="Consolas" w:cs="Consolas"/>
           <w:sz w:val="18"/>
         </w:rPr>
-        <w:t>localizedText.SetKey("countdown", "30")</w:t>
+        <w:t xml:space="preserve"> </w:t>
       </w:r>
     </w:p>
     <w:p>
@@ -6968,7 +7387,7 @@
           <w:rFonts w:ascii="Consolas" w:hAnsi="Consolas" w:eastAsia="Consolas" w:cs="Consolas"/>
           <w:sz w:val="18"/>
         </w:rPr>
-        <w:t>localizedText.SetFormatArgs(gameTimeLeft.ToString())</w:t>
+        <w:t>// ── 切换语言 ────────────────────────────────────────────</w:t>
       </w:r>
     </w:p>
     <w:p>
@@ -6982,7 +7401,7 @@
           <w:rFonts w:ascii="Consolas" w:hAnsi="Consolas" w:eastAsia="Consolas" w:cs="Consolas"/>
           <w:sz w:val="18"/>
         </w:rPr>
-        <w:t>localizedText.GetCurrentText()</w:t>
+        <w:t>LocalizationManager.GetInstance().ChangeLanguage(LanguageType.English)</w:t>
       </w:r>
     </w:p>
     <w:p>
@@ -7010,7 +7429,7 @@
           <w:rFonts w:ascii="Consolas" w:hAnsi="Consolas" w:eastAsia="Consolas" w:cs="Consolas"/>
           <w:sz w:val="18"/>
         </w:rPr>
-        <w:t>// ── 配置数据（编辑器/工具侧）──────────────────────────</w:t>
+        <w:t>// ── 换配置（运行期）────────────────────────────────────</w:t>
       </w:r>
     </w:p>
     <w:p>
@@ -7024,7 +7443,7 @@
           <w:rFonts w:ascii="Consolas" w:hAnsi="Consolas" w:eastAsia="Consolas" w:cs="Consolas"/>
           <w:sz w:val="18"/>
         </w:rPr>
-        <w:t>data.GetEntry(key)          data.ContainsKey(key)      data.GetAllKeys()</w:t>
+        <w:t>LocalizationManager.GetInstance().SetLocalizationData(data)</w:t>
       </w:r>
     </w:p>
     <w:p>
@@ -7038,7 +7457,7 @@
           <w:rFonts w:ascii="Consolas" w:hAnsi="Consolas" w:eastAsia="Consolas" w:cs="Consolas"/>
           <w:sz w:val="18"/>
         </w:rPr>
-        <w:t>data.AddEntry(entry)        data.RemoveEntry(key)</w:t>
+        <w:t xml:space="preserve"> </w:t>
       </w:r>
     </w:p>
     <w:p>
@@ -7052,7 +7471,7 @@
           <w:rFonts w:ascii="Consolas" w:hAnsi="Consolas" w:eastAsia="Consolas" w:cs="Consolas"/>
           <w:sz w:val="18"/>
         </w:rPr>
-        <w:t>entry.GetText(lang)         entry.SetText(lang, text)</w:t>
+        <w:t>// ── 语言元信息（静态，不需实例）──────────────────────</w:t>
       </w:r>
     </w:p>
     <w:p>
@@ -7066,7 +7485,7 @@
           <w:rFonts w:ascii="Consolas" w:hAnsi="Consolas" w:eastAsia="Consolas" w:cs="Consolas"/>
           <w:sz w:val="18"/>
         </w:rPr>
-        <w:t xml:space="preserve"> </w:t>
+        <w:t>LocalizationManager.GetAllLanguages()                          // LanguageType[]</w:t>
       </w:r>
     </w:p>
     <w:p>
@@ -7080,7 +7499,7 @@
           <w:rFonts w:ascii="Consolas" w:hAnsi="Consolas" w:eastAsia="Consolas" w:cs="Consolas"/>
           <w:sz w:val="18"/>
         </w:rPr>
-        <w:t>// ── 编辑器窗口 ──────────────────────────────────────────</w:t>
+        <w:t>LocalizationManager.GetLanguageDisplayName(lang)      // "简体中文" / "English"</w:t>
       </w:r>
     </w:p>
     <w:p>
@@ -7094,15 +7513,267 @@
           <w:rFonts w:ascii="Consolas" w:hAnsi="Consolas" w:eastAsia="Consolas" w:cs="Consolas"/>
           <w:sz w:val="18"/>
         </w:rPr>
-        <w:t>LocalizationEditorWindow.ShowWindow()        // 等价于 Tools → 本地化编辑器</w:t>
+        <w:t xml:space="preserve"> </w:t>
       </w:r>
     </w:p>
     <w:p>
       <w:pPr>
+        <w:spacing w:before="0" w:after="0" w:line="252" w:lineRule="auto"/>
+        <w:ind w:left="280"/>
+        <w:shd w:val="clear" w:color="auto" w:fill="F4F4F4"/>
+      </w:pPr>
+      <w:r>
+        <w:rPr>
+          <w:rFonts w:ascii="Consolas" w:hAnsi="Consolas" w:eastAsia="Consolas" w:cs="Consolas"/>
+          <w:sz w:val="18"/>
+        </w:rPr>
+        <w:t>// ── 语言切换事件（业务侧订阅）────────────────────────</w:t>
+      </w:r>
+    </w:p>
+    <w:p>
+      <w:pPr>
+        <w:spacing w:before="0" w:after="0" w:line="252" w:lineRule="auto"/>
+        <w:ind w:left="280"/>
+        <w:shd w:val="clear" w:color="auto" w:fill="F4F4F4"/>
+      </w:pPr>
+      <w:r>
+        <w:rPr>
+          <w:rFonts w:ascii="Consolas" w:hAnsi="Consolas" w:eastAsia="Consolas" w:cs="Consolas"/>
+          <w:sz w:val="18"/>
+        </w:rPr>
+        <w:t>LocalizationManager.GetInstance().OnLanguageChanged.AddListener(OnLangChanged)</w:t>
+      </w:r>
+    </w:p>
+    <w:p>
+      <w:pPr>
+        <w:spacing w:before="0" w:after="0" w:line="252" w:lineRule="auto"/>
+        <w:ind w:left="280"/>
+        <w:shd w:val="clear" w:color="auto" w:fill="F4F4F4"/>
+      </w:pPr>
+      <w:r>
+        <w:rPr>
+          <w:rFonts w:ascii="Consolas" w:hAnsi="Consolas" w:eastAsia="Consolas" w:cs="Consolas"/>
+          <w:sz w:val="18"/>
+        </w:rPr>
+        <w:t>LocalizationManager.GetInstance().OnLanguageChanged.RemoveListener(OnLangChanged)</w:t>
+      </w:r>
+    </w:p>
+    <w:p>
+      <w:pPr>
+        <w:spacing w:before="0" w:after="0" w:line="252" w:lineRule="auto"/>
+        <w:ind w:left="280"/>
+        <w:shd w:val="clear" w:color="auto" w:fill="F4F4F4"/>
+      </w:pPr>
+      <w:r>
+        <w:rPr>
+          <w:rFonts w:ascii="Consolas" w:hAnsi="Consolas" w:eastAsia="Consolas" w:cs="Consolas"/>
+          <w:sz w:val="18"/>
+        </w:rPr>
+        <w:t xml:space="preserve"> </w:t>
+      </w:r>
+    </w:p>
+    <w:p>
+      <w:pPr>
+        <w:spacing w:before="0" w:after="0" w:line="252" w:lineRule="auto"/>
+        <w:ind w:left="280"/>
+        <w:shd w:val="clear" w:color="auto" w:fill="F4F4F4"/>
+      </w:pPr>
+      <w:r>
+        <w:rPr>
+          <w:rFonts w:ascii="Consolas" w:hAnsi="Consolas" w:eastAsia="Consolas" w:cs="Consolas"/>
+          <w:sz w:val="18"/>
+        </w:rPr>
+        <w:t>// ── UI 组件（挂在 TMP 上）──────────────────────────────</w:t>
+      </w:r>
+    </w:p>
+    <w:p>
+      <w:pPr>
+        <w:spacing w:before="0" w:after="0" w:line="252" w:lineRule="auto"/>
+        <w:ind w:left="280"/>
+        <w:shd w:val="clear" w:color="auto" w:fill="F4F4F4"/>
+      </w:pPr>
+      <w:r>
+        <w:rPr>
+          <w:rFonts w:ascii="Consolas" w:hAnsi="Consolas" w:eastAsia="Consolas" w:cs="Consolas"/>
+          <w:sz w:val="18"/>
+        </w:rPr>
+        <w:t>localizedText.UpdateText()</w:t>
+      </w:r>
+    </w:p>
+    <w:p>
+      <w:pPr>
+        <w:spacing w:before="0" w:after="0" w:line="252" w:lineRule="auto"/>
+        <w:ind w:left="280"/>
+        <w:shd w:val="clear" w:color="auto" w:fill="F4F4F4"/>
+      </w:pPr>
+      <w:r>
+        <w:rPr>
+          <w:rFonts w:ascii="Consolas" w:hAnsi="Consolas" w:eastAsia="Consolas" w:cs="Consolas"/>
+          <w:sz w:val="18"/>
+        </w:rPr>
+        <w:t>localizedText.SetKey("quest_accept")</w:t>
+      </w:r>
+    </w:p>
+    <w:p>
+      <w:pPr>
+        <w:spacing w:before="0" w:after="0" w:line="252" w:lineRule="auto"/>
+        <w:ind w:left="280"/>
+        <w:shd w:val="clear" w:color="auto" w:fill="F4F4F4"/>
+      </w:pPr>
+      <w:r>
+        <w:rPr>
+          <w:rFonts w:ascii="Consolas" w:hAnsi="Consolas" w:eastAsia="Consolas" w:cs="Consolas"/>
+          <w:sz w:val="18"/>
+        </w:rPr>
+        <w:t>localizedText.SetKey("countdown", "30")</w:t>
+      </w:r>
+    </w:p>
+    <w:p>
+      <w:pPr>
+        <w:spacing w:before="0" w:after="0" w:line="252" w:lineRule="auto"/>
+        <w:ind w:left="280"/>
+        <w:shd w:val="clear" w:color="auto" w:fill="F4F4F4"/>
+      </w:pPr>
+      <w:r>
+        <w:rPr>
+          <w:rFonts w:ascii="Consolas" w:hAnsi="Consolas" w:eastAsia="Consolas" w:cs="Consolas"/>
+          <w:sz w:val="18"/>
+        </w:rPr>
+        <w:t>localizedText.SetFormatArgs(gameTimeLeft.ToString())</w:t>
+      </w:r>
+    </w:p>
+    <w:p>
+      <w:pPr>
+        <w:spacing w:before="0" w:after="0" w:line="252" w:lineRule="auto"/>
+        <w:ind w:left="280"/>
+        <w:shd w:val="clear" w:color="auto" w:fill="F4F4F4"/>
+      </w:pPr>
+      <w:r>
+        <w:rPr>
+          <w:rFonts w:ascii="Consolas" w:hAnsi="Consolas" w:eastAsia="Consolas" w:cs="Consolas"/>
+          <w:sz w:val="18"/>
+        </w:rPr>
+        <w:t>localizedText.GetCurrentText()</w:t>
+      </w:r>
+    </w:p>
+    <w:p>
+      <w:pPr>
+        <w:spacing w:before="0" w:after="0" w:line="252" w:lineRule="auto"/>
+        <w:ind w:left="280"/>
+        <w:shd w:val="clear" w:color="auto" w:fill="F4F4F4"/>
+      </w:pPr>
+      <w:r>
+        <w:rPr>
+          <w:rFonts w:ascii="Consolas" w:hAnsi="Consolas" w:eastAsia="Consolas" w:cs="Consolas"/>
+          <w:sz w:val="18"/>
+        </w:rPr>
+        <w:t xml:space="preserve"> </w:t>
+      </w:r>
+    </w:p>
+    <w:p>
+      <w:pPr>
+        <w:spacing w:before="0" w:after="0" w:line="252" w:lineRule="auto"/>
+        <w:ind w:left="280"/>
+        <w:shd w:val="clear" w:color="auto" w:fill="F4F4F4"/>
+      </w:pPr>
+      <w:r>
+        <w:rPr>
+          <w:rFonts w:ascii="Consolas" w:hAnsi="Consolas" w:eastAsia="Consolas" w:cs="Consolas"/>
+          <w:sz w:val="18"/>
+        </w:rPr>
+        <w:t>// ── 配置数据（编辑器/工具侧）──────────────────────────</w:t>
+      </w:r>
+    </w:p>
+    <w:p>
+      <w:pPr>
+        <w:spacing w:before="0" w:after="0" w:line="252" w:lineRule="auto"/>
+        <w:ind w:left="280"/>
+        <w:shd w:val="clear" w:color="auto" w:fill="F4F4F4"/>
+      </w:pPr>
+      <w:r>
+        <w:rPr>
+          <w:rFonts w:ascii="Consolas" w:hAnsi="Consolas" w:eastAsia="Consolas" w:cs="Consolas"/>
+          <w:sz w:val="18"/>
+        </w:rPr>
+        <w:t>data.GetEntry(key)          data.ContainsKey(key)      data.GetAllKeys()</w:t>
+      </w:r>
+    </w:p>
+    <w:p>
+      <w:pPr>
+        <w:spacing w:before="0" w:after="0" w:line="252" w:lineRule="auto"/>
+        <w:ind w:left="280"/>
+        <w:shd w:val="clear" w:color="auto" w:fill="F4F4F4"/>
+      </w:pPr>
+      <w:r>
+        <w:rPr>
+          <w:rFonts w:ascii="Consolas" w:hAnsi="Consolas" w:eastAsia="Consolas" w:cs="Consolas"/>
+          <w:sz w:val="18"/>
+        </w:rPr>
+        <w:t>data.AddEntry(entry)        data.RemoveEntry(key)</w:t>
+      </w:r>
+    </w:p>
+    <w:p>
+      <w:pPr>
+        <w:spacing w:before="0" w:after="0" w:line="252" w:lineRule="auto"/>
+        <w:ind w:left="280"/>
+        <w:shd w:val="clear" w:color="auto" w:fill="F4F4F4"/>
+      </w:pPr>
+      <w:r>
+        <w:rPr>
+          <w:rFonts w:ascii="Consolas" w:hAnsi="Consolas" w:eastAsia="Consolas" w:cs="Consolas"/>
+          <w:sz w:val="18"/>
+        </w:rPr>
+        <w:t>entry.GetText(lang)         entry.SetText(lang, text)</w:t>
+      </w:r>
+    </w:p>
+    <w:p>
+      <w:pPr>
+        <w:spacing w:before="0" w:after="0" w:line="252" w:lineRule="auto"/>
+        <w:ind w:left="280"/>
+        <w:shd w:val="clear" w:color="auto" w:fill="F4F4F4"/>
+      </w:pPr>
+      <w:r>
+        <w:rPr>
+          <w:rFonts w:ascii="Consolas" w:hAnsi="Consolas" w:eastAsia="Consolas" w:cs="Consolas"/>
+          <w:sz w:val="18"/>
+        </w:rPr>
+        <w:t xml:space="preserve"> </w:t>
+      </w:r>
+    </w:p>
+    <w:p>
+      <w:pPr>
+        <w:spacing w:before="0" w:after="0" w:line="252" w:lineRule="auto"/>
+        <w:ind w:left="280"/>
+        <w:shd w:val="clear" w:color="auto" w:fill="F4F4F4"/>
+      </w:pPr>
+      <w:r>
+        <w:rPr>
+          <w:rFonts w:ascii="Consolas" w:hAnsi="Consolas" w:eastAsia="Consolas" w:cs="Consolas"/>
+          <w:sz w:val="18"/>
+        </w:rPr>
+        <w:t>// ── 编辑器窗口 ──────────────────────────────────────────</w:t>
+      </w:r>
+    </w:p>
+    <w:p>
+      <w:pPr>
+        <w:spacing w:before="0" w:after="0" w:line="252" w:lineRule="auto"/>
+        <w:ind w:left="280"/>
+        <w:shd w:val="clear" w:color="auto" w:fill="F4F4F4"/>
+      </w:pPr>
+      <w:r>
+        <w:rPr>
+          <w:rFonts w:ascii="Consolas" w:hAnsi="Consolas" w:eastAsia="Consolas" w:cs="Consolas"/>
+          <w:sz w:val="18"/>
+        </w:rPr>
+        <w:t>LocalizationEditorWindow.ShowWindow()        // 等价于 Tools → 本地化编辑器</w:t>
+      </w:r>
+    </w:p>
+    <w:p>
+      <w:pPr>
         <w:pStyle w:val="Heading1"/>
       </w:pPr>
       <w:r>
-        <w:t>十一、注意事项与已知问题</w:t>
+        <w:t>十二、注意事项与已知问题</w:t>
       </w:r>
     </w:p>
     <w:tbl>
@@ -8602,7 +9273,7 @@
         <w:pStyle w:val="Heading1"/>
       </w:pPr>
       <w:r>
-        <w:t>十二、排错与自检</w:t>
+        <w:t>十三、排错与自检</w:t>
       </w:r>
     </w:p>
     <w:p>
@@ -8610,7 +9281,7 @@
         <w:pStyle w:val="Heading2"/>
       </w:pPr>
       <w:r>
-        <w:t>12.1 日志频道</w:t>
+        <w:t>13.1 日志频道</w:t>
       </w:r>
     </w:p>
     <w:p>
@@ -9006,7 +9677,7 @@
         <w:pStyle w:val="Heading2"/>
       </w:pPr>
       <w:r>
-        <w:t>12.2 症状对照</w:t>
+        <w:t>13.2 症状对照</w:t>
       </w:r>
     </w:p>
     <w:tbl>
@@ -9488,7 +10159,7 @@
         <w:pStyle w:val="Heading2"/>
       </w:pPr>
       <w:r>
-        <w:t>12.3 五分钟自检清单</w:t>
+        <w:t>13.3 五分钟自检清单</w:t>
       </w:r>
     </w:p>
     <w:p>
@@ -9580,7 +10251,7 @@
         <w:pStyle w:val="Heading1"/>
       </w:pPr>
       <w:r>
-        <w:t>十三、扩展指南</w:t>
+        <w:t>十四、扩展指南</w:t>
       </w:r>
     </w:p>
     <w:p>
@@ -9588,7 +10259,7 @@
         <w:pStyle w:val="Heading2"/>
       </w:pPr>
       <w:r>
-        <w:t>13.1 启用一种新语言（例如日语）</w:t>
+        <w:t>14.1 启用一种新语言（例如日语）</w:t>
       </w:r>
     </w:p>
     <w:p>
@@ -9968,7 +10639,7 @@
         <w:pStyle w:val="Heading2"/>
       </w:pPr>
       <w:r>
-        <w:t>13.2 Key 命名约定（建议）</w:t>
+        <w:t>14.2 Key 命名约定（建议）</w:t>
       </w:r>
     </w:p>
     <w:p>
@@ -10497,7 +11168,7 @@
         <w:pStyle w:val="Heading2"/>
       </w:pPr>
       <w:r>
-        <w:t>13.3 建议的后续改进（按性价比排序）</w:t>
+        <w:t>14.3 建议的后续改进（按性价比排序）</w:t>
       </w:r>
     </w:p>
     <w:tbl>
@@ -11442,7 +12113,7 @@
                 <w:rFonts w:ascii="微软雅黑" w:hAnsi="微软雅黑" w:eastAsia="微软雅黑"/>
                 <w:sz w:val="19"/>
               </w:rPr>
-              <w:t>Resources/Localization/LocalizationConfig.asset</w:t>
+              <w:t>Data/Localization/LocalizationConfig.asset</w:t>
             </w:r>
           </w:p>
         </w:tc>
@@ -11510,7 +12181,7 @@
                 <w:rFonts w:ascii="微软雅黑" w:hAnsi="微软雅黑" w:eastAsia="微软雅黑"/>
                 <w:sz w:val="19"/>
               </w:rPr>
-              <w:t>Resources/Localization/LocalizationConfig_Export.csv</w:t>
+              <w:t>Scenes/TestScene.unity</w:t>
             </w:r>
           </w:p>
         </w:tc>
@@ -11532,7 +12203,7 @@
                 <w:rFonts w:ascii="微软雅黑" w:hAnsi="微软雅黑" w:eastAsia="微软雅黑"/>
                 <w:sz w:val="19"/>
               </w:rPr>
-              <w:t>资产</w:t>
+              <w:t>场景</w:t>
             </w:r>
           </w:p>
         </w:tc>
@@ -11554,74 +12225,6 @@
                 <w:rFonts w:ascii="微软雅黑" w:hAnsi="微软雅黑" w:eastAsia="微软雅黑"/>
                 <w:sz w:val="19"/>
               </w:rPr>
-              <w:t>CSV 交换副本</w:t>
-            </w:r>
-          </w:p>
-        </w:tc>
-      </w:tr>
-      <w:tr>
-        <w:tc>
-          <w:tcPr>
-            <w:tcW w:type="dxa" w:w="4320"/>
-          </w:tcPr>
-          <w:p>
-            <w:pPr>
-              <w:spacing w:before="20" w:after="20" w:line="240" w:lineRule="auto"/>
-            </w:pPr>
-            <w:r>
-              <w:rPr>
-                <w:sz w:val="19"/>
-              </w:rPr>
-            </w:r>
-            <w:r>
-              <w:rPr>
-                <w:rFonts w:ascii="微软雅黑" w:hAnsi="微软雅黑" w:eastAsia="微软雅黑"/>
-                <w:sz w:val="19"/>
-              </w:rPr>
-              <w:t>Scenes/TestScene.unity</w:t>
-            </w:r>
-          </w:p>
-        </w:tc>
-        <w:tc>
-          <w:tcPr>
-            <w:tcW w:type="dxa" w:w="864"/>
-          </w:tcPr>
-          <w:p>
-            <w:pPr>
-              <w:spacing w:before="20" w:after="20" w:line="240" w:lineRule="auto"/>
-            </w:pPr>
-            <w:r>
-              <w:rPr>
-                <w:sz w:val="19"/>
-              </w:rPr>
-            </w:r>
-            <w:r>
-              <w:rPr>
-                <w:rFonts w:ascii="微软雅黑" w:hAnsi="微软雅黑" w:eastAsia="微软雅黑"/>
-                <w:sz w:val="19"/>
-              </w:rPr>
-              <w:t>场景</w:t>
-            </w:r>
-          </w:p>
-        </w:tc>
-        <w:tc>
-          <w:tcPr>
-            <w:tcW w:type="dxa" w:w="3456"/>
-          </w:tcPr>
-          <w:p>
-            <w:pPr>
-              <w:spacing w:before="20" w:after="20" w:line="240" w:lineRule="auto"/>
-            </w:pPr>
-            <w:r>
-              <w:rPr>
-                <w:sz w:val="19"/>
-              </w:rPr>
-            </w:r>
-            <w:r>
-              <w:rPr>
-                <w:rFonts w:ascii="微软雅黑" w:hAnsi="微软雅黑" w:eastAsia="微软雅黑"/>
-                <w:sz w:val="19"/>
-              </w:rPr>
               <w:t>已有 LocalizationManager 物体与一个 LocalizedText 示例（Key = startgame）</w:t>
             </w:r>
           </w:p>
@@ -11634,26 +12237,52 @@
           <w:rFonts w:ascii="微软雅黑" w:hAnsi="微软雅黑" w:eastAsia="微软雅黑"/>
           <w:b/>
         </w:rPr>
-        <w:t>Resources 目录的约定</w:t>
+        <w:t>为什么不在 `Resources/` 下</w:t>
       </w:r>
       <w:r>
         <w:rPr>
           <w:rFonts w:ascii="微软雅黑" w:hAnsi="微软雅黑" w:eastAsia="微软雅黑"/>
         </w:rPr>
-        <w:t>：`LocalizationConfig.asset` 放在 `Assets/Resources/Localization/` 下，所以理论上可以用 `Resources.Load&lt;LocalizationData&gt;("Localization/LocalizationConfig")` 在运行期加载。但</w:t>
+        <w:t>：放在 `Resources/` 里的资产会被</w:t>
       </w:r>
       <w:r>
         <w:rPr>
           <w:rFonts w:ascii="微软雅黑" w:hAnsi="微软雅黑" w:eastAsia="微软雅黑"/>
           <w:b/>
         </w:rPr>
-        <w:t>当前实现并没有这么做</w:t>
+        <w:t>无条件打进包体</w:t>
       </w:r>
       <w:r>
         <w:rPr>
           <w:rFonts w:ascii="微软雅黑" w:hAnsi="微软雅黑" w:eastAsia="微软雅黑"/>
         </w:rPr>
-        <w:t xml:space="preserve"> —— 管理器是从 Inspector 字段拿引用的。如果你的场景是动态加载的，需要自己补这一段。</w:t>
+        <w:t>，换来的是「可以用 `Resources.Load` 按名加载」。而本工程的 `LocalizationManager` 是</w:t>
+      </w:r>
+      <w:r>
+        <w:rPr>
+          <w:rFonts w:ascii="微软雅黑" w:hAnsi="微软雅黑" w:eastAsia="微软雅黑"/>
+          <w:b/>
+        </w:rPr>
+        <w:t>从 Inspector 字段拿引用</w:t>
+      </w:r>
+      <w:r>
+        <w:rPr>
+          <w:rFonts w:ascii="微软雅黑" w:hAnsi="微软雅黑" w:eastAsia="微软雅黑"/>
+        </w:rPr>
+        <w:t>的，全工程没有任何一处 `Resources.Load` 读它 —— 所以那个代价纯属白付。它现在放在 `Assets/Data/`（工程的「游戏数据」根，与 `Data/Model`、`Data/Records` 同级）。</w:t>
+      </w:r>
+      <w:r>
+        <w:rPr>
+          <w:rFonts w:ascii="微软雅黑" w:hAnsi="微软雅黑" w:eastAsia="微软雅黑"/>
+          <w:b/>
+        </w:rPr>
+        <w:t>如果你的场景需要动态加载它</w:t>
+      </w:r>
+      <w:r>
+        <w:rPr>
+          <w:rFonts w:ascii="微软雅黑" w:hAnsi="微软雅黑" w:eastAsia="微软雅黑"/>
+        </w:rPr>
+        <w:t>，再自己补一段 `Resources.Load` 或改用地址ables，那时才需要把它挪回 `Resources/`。</w:t>
       </w:r>
     </w:p>
     <w:p>
